--- a/TECHNICAL_DEEPDIVE.docx
+++ b/TECHNICAL_DEEPDIVE.docx
@@ -846,7 +846,7 @@
           <w:rFonts w:ascii="Consolas" w:hAnsi="Consolas"/>
           <w:sz w:val="17"/>
         </w:rPr>
-        <w:t>│   ├── embeddings.py         # sentence-transformers OR TF-IDF backend</w:t>
+        <w:t>│   ├── embeddings.py         # sentence-transformers, hosted API, or TF-IDF</w:t>
       </w:r>
     </w:p>
     <w:p>
@@ -2249,6 +2249,105 @@
       </w:r>
       <w:r>
         <w:t>.</w:t>
+      </w:r>
+    </w:p>
+    <w:p>
+      <w:pPr>
+        <w:pStyle w:val="ListBullet"/>
+      </w:pPr>
+      <w:r>
+        <w:rPr>
+          <w:rFonts w:ascii="Consolas" w:hAnsi="Consolas"/>
+          <w:sz w:val="19"/>
+        </w:rPr>
+        <w:t>"api"</w:t>
+      </w:r>
+      <w:r>
+        <w:t xml:space="preserve"> path: POSTs the texts to any OpenAI-compatible </w:t>
+      </w:r>
+      <w:r>
+        <w:rPr>
+          <w:rFonts w:ascii="Consolas" w:hAnsi="Consolas"/>
+          <w:sz w:val="19"/>
+        </w:rPr>
+        <w:t>/embeddings</w:t>
+      </w:r>
+    </w:p>
+    <w:p>
+      <w:r>
+        <w:t>endpoint (</w:t>
+      </w:r>
+      <w:r>
+        <w:rPr>
+          <w:rFonts w:ascii="Consolas" w:hAnsi="Consolas"/>
+          <w:sz w:val="19"/>
+        </w:rPr>
+        <w:t>RAG_EMBEDDING_BASE_URL</w:t>
+      </w:r>
+      <w:r>
+        <w:t xml:space="preserve"> / </w:t>
+      </w:r>
+      <w:r>
+        <w:rPr>
+          <w:rFonts w:ascii="Consolas" w:hAnsi="Consolas"/>
+          <w:sz w:val="19"/>
+        </w:rPr>
+        <w:t>RAG_EMBEDDING_API_KEY</w:t>
+      </w:r>
+      <w:r>
+        <w:t xml:space="preserve"> /</w:t>
+      </w:r>
+    </w:p>
+    <w:p>
+      <w:r>
+        <w:rPr>
+          <w:rFonts w:ascii="Consolas" w:hAnsi="Consolas"/>
+          <w:sz w:val="19"/>
+        </w:rPr>
+        <w:t>RAG_EMBEDDING_MODEL</w:t>
+      </w:r>
+      <w:r>
+        <w:t>). Neural embeddings with no local model install —</w:t>
+      </w:r>
+    </w:p>
+    <w:p>
+      <w:r>
+        <w:t>the practical choice on Streamlit Cloud, where sentence-transformers'</w:t>
+      </w:r>
+    </w:p>
+    <w:p>
+      <w:r>
+        <w:t xml:space="preserve">PyTorch dependency is ~2 GB. Gemini's free </w:t>
+      </w:r>
+      <w:r>
+        <w:rPr>
+          <w:rFonts w:ascii="Consolas" w:hAnsi="Consolas"/>
+          <w:sz w:val="19"/>
+        </w:rPr>
+        <w:t>gemini-embedding-001</w:t>
+      </w:r>
+      <w:r>
+        <w:t xml:space="preserve"> works</w:t>
+      </w:r>
+    </w:p>
+    <w:p>
+      <w:r>
+        <w:t xml:space="preserve">here. Responses are re-sorted by </w:t>
+      </w:r>
+      <w:r>
+        <w:rPr>
+          <w:rFonts w:ascii="Consolas" w:hAnsi="Consolas"/>
+          <w:sz w:val="19"/>
+        </w:rPr>
+        <w:t>index</w:t>
+      </w:r>
+      <w:r>
+        <w:t xml:space="preserve"> before use, since the API does</w:t>
+      </w:r>
+    </w:p>
+    <w:p>
+      <w:r>
+        <w:t>not promise return order.</w:t>
       </w:r>
     </w:p>
     <w:p>
